--- a/published/ai-organizations/04_digital_transformation/03_perception/lab-protocols/03_perception-lab.docx
+++ b/published/ai-organizations/04_digital_transformation/03_perception/lab-protocols/03_perception-lab.docx
@@ -4,32 +4,42 @@
   <w:body>
     <w:p>
       <w:r>
-        <w:t>Lab: Exploring Perception</w:t>
+        <w:t>Lab: Data Analytics Maturity Assessment</w:t>
       </w:r>
     </w:p>
     <w:p>
       <w:r>
-        <w:t>Objective</w:t>
+        <w:t>Objectives</w:t>
       </w:r>
     </w:p>
     <w:p>
       <w:r>
-        <w:t>Design and simulate a simple agent that demonstrates the principles of Perception .</w:t>
+        <w:t>Learning Goal: Assess your organization's analytics maturity and design improvements to close the data-to-decision gap.</w:t>
       </w:r>
     </w:p>
     <w:p>
       <w:r>
-        <w:t>Prerequisites</w:t>
+        <w:t>Part 1: Analytics Maturity Assessment (10 min)</w:t>
       </w:r>
     </w:p>
     <w:p>
       <w:r>
-        <w:t>Basic understanding of Python or a relevant simulation tool.  Familiarity with the formal definition of Perception.   Steps</w:t>
+        <w:t>Function  Current Level (Descriptive/Diagnostic/Predictive/Prescriptive)  Key Data Sources  Gap to Next Level      Sales       Operations       Customer       Finance        Write your response here   Part 2: Data Quality Assessment (10 min)</w:t>
       </w:r>
     </w:p>
     <w:p>
       <w:r>
-        <w:t>Define the Environment : Create a simple grid world or state space relevant to Organizations.  Define the Agent : Specify the agent's generative model, focusing on Perception.  Simulation : Run the agent for 100 timesteps.  Perturbation : Introduce a specific challenge to Perception (e.g., increased noise, occlusion).  Analysis : Plot the Free Energy over time. Does the agent successfully adapt?   Discussion Requirements</w:t>
+        <w:t>Data Asset  Completeness (1-5)  Accuracy (1-5)  Timeliness (1-5)  Bias Risk (H/M/L)                     Write your response here   Part 3: Data-to-Decision Gap Analysis (15 min)</w:t>
+      </w:r>
+    </w:p>
+    <w:p>
+      <w:r>
+        <w:t>Decision  Data Available  Data Used  Gap  Reason for Gap                     Write your response here   Part 4: Sensing System Improvement (15 min)</w:t>
+      </w:r>
+    </w:p>
+    <w:p>
+      <w:r>
+        <w:t>Improvement  Current State  Target State  Investment  Expected Impact                     Write your response here   Summary</w:t>
       </w:r>
     </w:p>
     <w:sectPr>
